--- a/media/F2111/output_dir/测评数据.docx
+++ b/media/F2111/output_dir/测评数据.docx
@@ -4,173 +4,171 @@
   <w:body>
     <w:p>
       <w:pPr>
-        <w:spacing w:line="360" w:lineRule="auto"/>
-        <w:ind w:firstLineChars="200" w:firstLine="480"/>
+        <w:pStyle w:val="RC"/>
+        <w:adjustRightInd w:val="0"/>
         <w:rPr>
-          <w:snapToGrid w:val="0"/>
-          <w:sz w:val="24"/>
-          <w:szCs w:val="24"/>
+          <w:rFonts w:ascii="宋体" w:eastAsia="宋体" w:hAnsi="宋体" w:cs="Times New Roman"/>
         </w:rPr>
       </w:pPr>
       <w:r>
         <w:rPr>
+          <w:rFonts w:ascii="宋体" w:eastAsia="宋体" w:hAnsi="宋体"/>
           <w:snapToGrid w:val="0"/>
-          <w:sz w:val="24"/>
-          <w:szCs w:val="24"/>
         </w:rPr>
-        <w:t>本次</w:t>
+        <w:t>本次测评所需的数据见下表</w:t>
       </w:r>
       <w:r>
         <w:rPr>
-          <w:snapToGrid w:val="0"/>
-          <w:sz w:val="24"/>
-          <w:szCs w:val="24"/>
+          <w:rFonts w:ascii="宋体" w:eastAsia="宋体" w:hAnsi="宋体" w:cs="Times New Roman"/>
         </w:rPr>
-        <w:t>测评</w:t>
-      </w:r>
-      <w:r>
-        <w:rPr>
-          <w:snapToGrid w:val="0"/>
-          <w:sz w:val="24"/>
-          <w:szCs w:val="24"/>
-        </w:rPr>
-        <w:t>所需的数据见下表。</w:t>
+        <w:t>。</w:t>
       </w:r>
     </w:p>
     <w:p>
       <w:pPr>
-        <w:pStyle w:val="ac"/>
-        <w:tabs>
-          <w:tab w:val="clear" w:pos="3520"/>
-          <w:tab w:val="left" w:pos="454"/>
-          <w:tab w:val="left" w:pos="3260"/>
-        </w:tabs>
-        <w:spacing w:before="0" w:beforeAutospacing="0" w:after="0" w:afterAutospacing="0" w:line="360" w:lineRule="auto"/>
-        <w:ind w:left="0"/>
+        <w:spacing w:line="360" w:lineRule="auto"/>
+        <w:jc w:val="center"/>
         <w:rPr>
-          <w:rFonts w:ascii="Times New Roman" w:eastAsia="黑体" w:hAnsi="Times New Roman"/>
-          <w:b w:val="0"/>
+          <w:rFonts w:eastAsia="黑体"/>
+          <w:sz w:val="21"/>
+          <w:szCs w:val="21"/>
         </w:rPr>
       </w:pPr>
       <w:r>
         <w:rPr>
-          <w:rFonts w:ascii="Times New Roman" w:eastAsia="黑体" w:hAnsi="Times New Roman"/>
-          <w:b w:val="0"/>
+          <w:rFonts w:eastAsia="黑体"/>
+          <w:sz w:val="21"/>
+          <w:szCs w:val="21"/>
         </w:rPr>
         <w:t>表</w:t>
       </w:r>
       <w:r>
         <w:rPr>
-          <w:rFonts w:ascii="Times New Roman" w:eastAsia="黑体" w:hAnsi="Times New Roman"/>
-          <w:b w:val="0"/>
+          <w:rFonts w:eastAsia="黑体"/>
+          <w:sz w:val="21"/>
+          <w:szCs w:val="21"/>
         </w:rPr>
         <w:fldChar w:fldCharType="begin"/>
       </w:r>
       <w:r>
         <w:rPr>
-          <w:rFonts w:ascii="Times New Roman" w:eastAsia="黑体" w:hAnsi="Times New Roman"/>
-          <w:b w:val="0"/>
+          <w:rFonts w:eastAsia="黑体"/>
+          <w:sz w:val="21"/>
+          <w:szCs w:val="21"/>
         </w:rPr>
         <w:instrText xml:space="preserve"> STYLEREF 1 \s </w:instrText>
       </w:r>
       <w:r>
         <w:rPr>
-          <w:rFonts w:ascii="Times New Roman" w:eastAsia="黑体" w:hAnsi="Times New Roman"/>
-          <w:b w:val="0"/>
+          <w:rFonts w:eastAsia="黑体"/>
+          <w:sz w:val="21"/>
+          <w:szCs w:val="21"/>
         </w:rPr>
         <w:fldChar w:fldCharType="separate"/>
       </w:r>
       <w:r>
         <w:rPr>
-          <w:rFonts w:ascii="Times New Roman" w:eastAsia="黑体" w:hAnsi="Times New Roman"/>
-          <w:b w:val="0"/>
+          <w:rFonts w:eastAsia="黑体"/>
           <w:noProof/>
+          <w:sz w:val="21"/>
+          <w:szCs w:val="21"/>
         </w:rPr>
         <w:t>5</w:t>
       </w:r>
       <w:r>
         <w:rPr>
-          <w:rFonts w:ascii="Times New Roman" w:eastAsia="黑体" w:hAnsi="Times New Roman"/>
-          <w:b w:val="0"/>
+          <w:rFonts w:eastAsia="黑体"/>
+          <w:sz w:val="21"/>
+          <w:szCs w:val="21"/>
         </w:rPr>
         <w:fldChar w:fldCharType="end"/>
       </w:r>
       <w:r>
         <w:rPr>
-          <w:rFonts w:ascii="Times New Roman" w:eastAsia="黑体" w:hAnsi="Times New Roman"/>
-          <w:b w:val="0"/>
+          <w:rFonts w:eastAsia="黑体"/>
+          <w:sz w:val="21"/>
+          <w:szCs w:val="21"/>
         </w:rPr>
         <w:noBreakHyphen/>
       </w:r>
       <w:r>
         <w:rPr>
-          <w:rFonts w:ascii="Times New Roman" w:eastAsia="黑体" w:hAnsi="Times New Roman"/>
-          <w:b w:val="0"/>
+          <w:rFonts w:eastAsia="黑体"/>
+          <w:sz w:val="21"/>
+          <w:szCs w:val="21"/>
         </w:rPr>
         <w:fldChar w:fldCharType="begin"/>
       </w:r>
       <w:r>
         <w:rPr>
-          <w:rFonts w:ascii="Times New Roman" w:eastAsia="黑体" w:hAnsi="Times New Roman"/>
-          <w:b w:val="0"/>
+          <w:rFonts w:eastAsia="黑体"/>
+          <w:sz w:val="21"/>
+          <w:szCs w:val="21"/>
         </w:rPr>
         <w:instrText xml:space="preserve"> SEQ </w:instrText>
       </w:r>
       <w:r>
         <w:rPr>
-          <w:rFonts w:ascii="Times New Roman" w:eastAsia="黑体" w:hAnsi="Times New Roman"/>
-          <w:b w:val="0"/>
+          <w:rFonts w:eastAsia="黑体"/>
+          <w:sz w:val="21"/>
+          <w:szCs w:val="21"/>
         </w:rPr>
         <w:instrText>表</w:instrText>
       </w:r>
       <w:r>
         <w:rPr>
-          <w:rFonts w:ascii="Times New Roman" w:eastAsia="黑体" w:hAnsi="Times New Roman"/>
-          <w:b w:val="0"/>
+          <w:rFonts w:eastAsia="黑体"/>
+          <w:sz w:val="21"/>
+          <w:szCs w:val="21"/>
         </w:rPr>
         <w:instrText xml:space="preserve"> \* ARABIC \s 1 </w:instrText>
       </w:r>
       <w:r>
         <w:rPr>
-          <w:rFonts w:ascii="Times New Roman" w:eastAsia="黑体" w:hAnsi="Times New Roman"/>
-          <w:b w:val="0"/>
+          <w:rFonts w:eastAsia="黑体"/>
+          <w:sz w:val="21"/>
+          <w:szCs w:val="21"/>
         </w:rPr>
         <w:fldChar w:fldCharType="separate"/>
       </w:r>
       <w:r>
         <w:rPr>
-          <w:rFonts w:ascii="Times New Roman" w:eastAsia="黑体" w:hAnsi="Times New Roman"/>
-          <w:b w:val="0"/>
+          <w:rFonts w:eastAsia="黑体"/>
           <w:noProof/>
+          <w:sz w:val="21"/>
+          <w:szCs w:val="21"/>
         </w:rPr>
-        <w:t>8</w:t>
+        <w:t>15</w:t>
       </w:r>
       <w:r>
         <w:rPr>
-          <w:rFonts w:ascii="Times New Roman" w:eastAsia="黑体" w:hAnsi="Times New Roman"/>
-          <w:b w:val="0"/>
+          <w:rFonts w:eastAsia="黑体"/>
+          <w:sz w:val="21"/>
+          <w:szCs w:val="21"/>
         </w:rPr>
         <w:fldChar w:fldCharType="end"/>
       </w:r>
       <w:r>
         <w:rPr>
-          <w:rFonts w:ascii="Times New Roman" w:eastAsia="黑体" w:hAnsi="Times New Roman"/>
-          <w:b w:val="0"/>
+          <w:rFonts w:eastAsia="黑体" w:hint="eastAsia"/>
+          <w:sz w:val="21"/>
+          <w:szCs w:val="21"/>
         </w:rPr>
-        <w:t xml:space="preserve"> </w:t>
+        <w:t>测评数</w:t>
       </w:r>
       <w:r>
         <w:rPr>
-          <w:rFonts w:ascii="Times New Roman" w:eastAsia="黑体" w:hAnsi="Times New Roman"/>
-          <w:b w:val="0"/>
+          <w:rFonts w:eastAsia="黑体" w:hint="eastAsia"/>
+          <w:sz w:val="21"/>
+          <w:szCs w:val="21"/>
         </w:rPr>
-        <w:t>测评数据</w:t>
+        <w:t>据</w:t>
       </w:r>
     </w:p>
     <w:tbl>
       <w:tblPr>
-        <w:tblW w:w="9064" w:type="dxa"/>
-        <w:jc w:val="center"/>
+        <w:tblW w:w="5053" w:type="pct"/>
+        <w:tblInd w:w="-15" w:type="dxa"/>
         <w:tblBorders>
           <w:top w:val="single" w:sz="12" w:space="0" w:color="auto"/>
           <w:left w:val="single" w:sz="12" w:space="0" w:color="auto"/>
@@ -179,38 +177,34 @@
           <w:insideH w:val="single" w:sz="6" w:space="0" w:color="auto"/>
           <w:insideV w:val="single" w:sz="6" w:space="0" w:color="auto"/>
         </w:tblBorders>
-        <w:tblLayout w:type="fixed"/>
-        <w:tblCellMar>
-          <w:top w:w="57" w:type="dxa"/>
-          <w:bottom w:w="57" w:type="dxa"/>
-        </w:tblCellMar>
         <w:tblLook w:val="0000" w:firstRow="0" w:lastRow="0" w:firstColumn="0" w:lastColumn="0" w:noHBand="0" w:noVBand="0"/>
       </w:tblPr>
       <w:tblGrid>
-        <w:gridCol w:w="668"/>
-        <w:gridCol w:w="2044"/>
-        <w:gridCol w:w="1029"/>
-        <w:gridCol w:w="1729"/>
-        <w:gridCol w:w="1315"/>
-        <w:gridCol w:w="844"/>
-        <w:gridCol w:w="1435"/>
+        <w:gridCol w:w="448"/>
+        <w:gridCol w:w="1679"/>
+        <w:gridCol w:w="990"/>
+        <w:gridCol w:w="2272"/>
+        <w:gridCol w:w="706"/>
+        <w:gridCol w:w="708"/>
+        <w:gridCol w:w="1561"/>
       </w:tblGrid>
       <w:tr>
         <w:trPr>
-          <w:jc w:val="center"/>
+          <w:trHeight w:val="340"/>
         </w:trPr>
         <w:tc>
           <w:tcPr>
-            <w:tcW w:w="668" w:type="dxa"/>
+            <w:tcW w:w="268" w:type="pct"/>
           </w:tcPr>
           <w:p>
             <w:pPr>
+              <w:tabs>
+                <w:tab w:val="left" w:pos="6706"/>
+              </w:tabs>
               <w:spacing w:line="240" w:lineRule="auto"/>
               <w:jc w:val="center"/>
               <w:rPr>
-                <w:rFonts w:ascii="黑体" w:eastAsia="黑体" w:hAnsi="黑体" w:hint="eastAsia"/>
-                <w:bCs/>
-                <w:snapToGrid w:val="0"/>
+                <w:rFonts w:eastAsia="黑体"/>
                 <w:sz w:val="21"/>
                 <w:szCs w:val="21"/>
               </w:rPr>
@@ -229,16 +223,17 @@
         </w:tc>
         <w:tc>
           <w:tcPr>
-            <w:tcW w:w="2044" w:type="dxa"/>
+            <w:tcW w:w="1004" w:type="pct"/>
           </w:tcPr>
           <w:p>
             <w:pPr>
+              <w:tabs>
+                <w:tab w:val="left" w:pos="6706"/>
+              </w:tabs>
               <w:spacing w:line="240" w:lineRule="auto"/>
               <w:jc w:val="center"/>
               <w:rPr>
-                <w:rFonts w:ascii="黑体" w:eastAsia="黑体" w:hAnsi="黑体" w:hint="eastAsia"/>
-                <w:bCs/>
-                <w:snapToGrid w:val="0"/>
+                <w:rFonts w:eastAsia="黑体"/>
                 <w:sz w:val="21"/>
                 <w:szCs w:val="21"/>
               </w:rPr>
@@ -257,16 +252,17 @@
         </w:tc>
         <w:tc>
           <w:tcPr>
-            <w:tcW w:w="1029" w:type="dxa"/>
+            <w:tcW w:w="592" w:type="pct"/>
           </w:tcPr>
           <w:p>
             <w:pPr>
+              <w:tabs>
+                <w:tab w:val="left" w:pos="6706"/>
+              </w:tabs>
               <w:spacing w:line="240" w:lineRule="auto"/>
               <w:jc w:val="center"/>
               <w:rPr>
-                <w:rFonts w:ascii="黑体" w:eastAsia="黑体" w:hAnsi="黑体" w:hint="eastAsia"/>
-                <w:bCs/>
-                <w:snapToGrid w:val="0"/>
+                <w:rFonts w:eastAsia="黑体"/>
                 <w:sz w:val="21"/>
                 <w:szCs w:val="21"/>
               </w:rPr>
@@ -285,16 +281,17 @@
         </w:tc>
         <w:tc>
           <w:tcPr>
-            <w:tcW w:w="1729" w:type="dxa"/>
+            <w:tcW w:w="1358" w:type="pct"/>
           </w:tcPr>
           <w:p>
             <w:pPr>
+              <w:tabs>
+                <w:tab w:val="left" w:pos="6706"/>
+              </w:tabs>
               <w:spacing w:line="240" w:lineRule="auto"/>
               <w:jc w:val="center"/>
               <w:rPr>
-                <w:rFonts w:ascii="黑体" w:eastAsia="黑体" w:hAnsi="黑体" w:hint="eastAsia"/>
-                <w:bCs/>
-                <w:snapToGrid w:val="0"/>
+                <w:rFonts w:eastAsia="黑体"/>
                 <w:sz w:val="21"/>
                 <w:szCs w:val="21"/>
               </w:rPr>
@@ -313,16 +310,17 @@
         </w:tc>
         <w:tc>
           <w:tcPr>
-            <w:tcW w:w="1315" w:type="dxa"/>
+            <w:tcW w:w="422" w:type="pct"/>
           </w:tcPr>
           <w:p>
             <w:pPr>
+              <w:tabs>
+                <w:tab w:val="left" w:pos="6706"/>
+              </w:tabs>
               <w:spacing w:line="240" w:lineRule="auto"/>
               <w:jc w:val="center"/>
               <w:rPr>
-                <w:rFonts w:ascii="黑体" w:eastAsia="黑体" w:hAnsi="黑体" w:hint="eastAsia"/>
-                <w:bCs/>
-                <w:snapToGrid w:val="0"/>
+                <w:rFonts w:eastAsia="黑体"/>
                 <w:sz w:val="21"/>
                 <w:szCs w:val="21"/>
               </w:rPr>
@@ -341,16 +339,17 @@
         </w:tc>
         <w:tc>
           <w:tcPr>
-            <w:tcW w:w="844" w:type="dxa"/>
+            <w:tcW w:w="423" w:type="pct"/>
           </w:tcPr>
           <w:p>
             <w:pPr>
+              <w:tabs>
+                <w:tab w:val="left" w:pos="6706"/>
+              </w:tabs>
               <w:spacing w:line="240" w:lineRule="auto"/>
               <w:jc w:val="center"/>
               <w:rPr>
-                <w:rFonts w:ascii="黑体" w:eastAsia="黑体" w:hAnsi="黑体" w:hint="eastAsia"/>
-                <w:bCs/>
-                <w:snapToGrid w:val="0"/>
+                <w:rFonts w:eastAsia="黑体"/>
                 <w:sz w:val="21"/>
                 <w:szCs w:val="21"/>
               </w:rPr>
@@ -369,16 +368,17 @@
         </w:tc>
         <w:tc>
           <w:tcPr>
-            <w:tcW w:w="1435" w:type="dxa"/>
+            <w:tcW w:w="933" w:type="pct"/>
           </w:tcPr>
           <w:p>
             <w:pPr>
+              <w:tabs>
+                <w:tab w:val="left" w:pos="6706"/>
+              </w:tabs>
               <w:spacing w:line="240" w:lineRule="auto"/>
               <w:jc w:val="center"/>
               <w:rPr>
-                <w:rFonts w:ascii="黑体" w:eastAsia="黑体" w:hAnsi="黑体" w:hint="eastAsia"/>
-                <w:bCs/>
-                <w:snapToGrid w:val="0"/>
+                <w:rFonts w:eastAsia="黑体"/>
                 <w:sz w:val="21"/>
                 <w:szCs w:val="21"/>
               </w:rPr>
@@ -398,28 +398,22 @@
       </w:tr>
       <w:tr>
         <w:trPr>
-          <w:jc w:val="center"/>
+          <w:trHeight w:val="340"/>
         </w:trPr>
         <w:tc>
           <w:tcPr>
-            <w:tcW w:w="668" w:type="dxa"/>
+            <w:tcW w:w="268" w:type="pct"/>
             <w:vAlign w:val="center"/>
           </w:tcPr>
           <w:p>
             <w:pPr>
               <w:numPr>
                 <w:ilvl w:val="0"/>
-                <w:numId w:val="1"/>
+                <w:numId w:val="2"/>
               </w:numPr>
-              <w:tabs>
-                <w:tab w:val="left" w:pos="240"/>
-                <w:tab w:val="left" w:pos="840"/>
-              </w:tabs>
               <w:spacing w:line="240" w:lineRule="auto"/>
               <w:jc w:val="center"/>
               <w:rPr>
-                <w:bCs/>
-                <w:snapToGrid w:val="0"/>
                 <w:sz w:val="21"/>
                 <w:szCs w:val="21"/>
               </w:rPr>
@@ -428,19 +422,14 @@
         </w:tc>
         <w:tc>
           <w:tcPr>
-            <w:tcW w:w="2044" w:type="dxa"/>
+            <w:tcW w:w="1004" w:type="pct"/>
             <w:vAlign w:val="center"/>
           </w:tcPr>
           <w:p>
             <w:pPr>
-              <w:pStyle w:val="TableParagraph"/>
-              <w:kinsoku w:val="0"/>
-              <w:overflowPunct w:val="0"/>
               <w:spacing w:line="240" w:lineRule="auto"/>
-              <w:ind w:left="105"/>
               <w:jc w:val="center"/>
               <w:rPr>
-                <w:snapToGrid w:val="0"/>
                 <w:sz w:val="21"/>
                 <w:szCs w:val="21"/>
               </w:rPr>
@@ -465,18 +454,14 @@
         </w:tc>
         <w:tc>
           <w:tcPr>
-            <w:tcW w:w="1029" w:type="dxa"/>
+            <w:tcW w:w="592" w:type="pct"/>
             <w:vAlign w:val="center"/>
           </w:tcPr>
           <w:p>
             <w:pPr>
-              <w:pStyle w:val="TableParagraph"/>
-              <w:kinsoku w:val="0"/>
-              <w:overflowPunct w:val="0"/>
               <w:spacing w:line="240" w:lineRule="auto"/>
               <w:jc w:val="center"/>
               <w:rPr>
-                <w:snapToGrid w:val="0"/>
                 <w:sz w:val="21"/>
                 <w:szCs w:val="21"/>
               </w:rPr>
@@ -493,7 +478,7 @@
         </w:tc>
         <w:tc>
           <w:tcPr>
-            <w:tcW w:w="1729" w:type="dxa"/>
+            <w:tcW w:w="1358" w:type="pct"/>
             <w:vAlign w:val="center"/>
           </w:tcPr>
           <w:p>
@@ -521,14 +506,9 @@
           </w:p>
           <w:p>
             <w:pPr>
-              <w:pStyle w:val="TableParagraph"/>
-              <w:kinsoku w:val="0"/>
-              <w:overflowPunct w:val="0"/>
               <w:spacing w:line="240" w:lineRule="auto"/>
-              <w:ind w:right="205"/>
               <w:jc w:val="center"/>
               <w:rPr>
-                <w:snapToGrid w:val="0"/>
                 <w:sz w:val="21"/>
                 <w:szCs w:val="21"/>
               </w:rPr>
@@ -553,45 +533,7 @@
         </w:tc>
         <w:tc>
           <w:tcPr>
-            <w:tcW w:w="1315" w:type="dxa"/>
-            <w:vAlign w:val="center"/>
-          </w:tcPr>
-          <w:p>
-            <w:pPr>
-              <w:pStyle w:val="TableParagraph"/>
-              <w:kinsoku w:val="0"/>
-              <w:overflowPunct w:val="0"/>
-              <w:spacing w:line="240" w:lineRule="auto"/>
-              <w:ind w:left="4"/>
-              <w:jc w:val="center"/>
-              <w:rPr>
-                <w:snapToGrid w:val="0"/>
-                <w:sz w:val="21"/>
-                <w:szCs w:val="21"/>
-              </w:rPr>
-            </w:pPr>
-            <w:r>
-              <w:rPr>
-                <w:snapToGrid w:val="0"/>
-                <w:sz w:val="21"/>
-                <w:szCs w:val="21"/>
-              </w:rPr>
-              <w:t>1</w:t>
-            </w:r>
-            <w:r>
-              <w:rPr>
-                <w:rFonts w:hint="eastAsia"/>
-                <w:snapToGrid w:val="0"/>
-                <w:sz w:val="21"/>
-                <w:szCs w:val="21"/>
-              </w:rPr>
-              <w:t>组</w:t>
-            </w:r>
-          </w:p>
-        </w:tc>
-        <w:tc>
-          <w:tcPr>
-            <w:tcW w:w="844" w:type="dxa"/>
+            <w:tcW w:w="422" w:type="pct"/>
             <w:vAlign w:val="center"/>
           </w:tcPr>
           <w:p>
@@ -599,36 +541,64 @@
               <w:spacing w:line="240" w:lineRule="auto"/>
               <w:jc w:val="center"/>
               <w:rPr>
-                <w:snapToGrid w:val="0"/>
                 <w:sz w:val="21"/>
                 <w:szCs w:val="21"/>
               </w:rPr>
             </w:pPr>
             <w:r>
               <w:rPr>
+                <w:snapToGrid w:val="0"/>
+                <w:sz w:val="21"/>
+                <w:szCs w:val="21"/>
+              </w:rPr>
+              <w:t>1</w:t>
+            </w:r>
+            <w:r>
+              <w:rPr>
                 <w:rFonts w:hint="eastAsia"/>
                 <w:snapToGrid w:val="0"/>
                 <w:sz w:val="21"/>
                 <w:szCs w:val="21"/>
               </w:rPr>
-              <w:t>非密</w:t>
+              <w:t>组</w:t>
             </w:r>
           </w:p>
         </w:tc>
         <w:tc>
           <w:tcPr>
-            <w:tcW w:w="1435" w:type="dxa"/>
+            <w:tcW w:w="423" w:type="pct"/>
             <w:vAlign w:val="center"/>
           </w:tcPr>
           <w:p>
             <w:pPr>
-              <w:pStyle w:val="TableParagraph"/>
-              <w:kinsoku w:val="0"/>
-              <w:overflowPunct w:val="0"/>
               <w:spacing w:line="240" w:lineRule="auto"/>
               <w:jc w:val="center"/>
               <w:rPr>
-                <w:snapToGrid w:val="0"/>
+                <w:sz w:val="21"/>
+                <w:szCs w:val="21"/>
+              </w:rPr>
+            </w:pPr>
+            <w:r>
+              <w:rPr>
+                <w:rFonts w:hint="eastAsia"/>
+                <w:snapToGrid w:val="0"/>
+                <w:sz w:val="21"/>
+                <w:szCs w:val="21"/>
+              </w:rPr>
+              <w:t>非密</w:t>
+            </w:r>
+          </w:p>
+        </w:tc>
+        <w:tc>
+          <w:tcPr>
+            <w:tcW w:w="933" w:type="pct"/>
+            <w:vAlign w:val="center"/>
+          </w:tcPr>
+          <w:p>
+            <w:pPr>
+              <w:spacing w:line="240" w:lineRule="auto"/>
+              <w:jc w:val="center"/>
+              <w:rPr>
                 <w:sz w:val="21"/>
                 <w:szCs w:val="21"/>
               </w:rPr>
@@ -654,28 +624,22 @@
       </w:tr>
       <w:tr>
         <w:trPr>
-          <w:jc w:val="center"/>
+          <w:trHeight w:val="340"/>
         </w:trPr>
         <w:tc>
           <w:tcPr>
-            <w:tcW w:w="668" w:type="dxa"/>
+            <w:tcW w:w="268" w:type="pct"/>
             <w:vAlign w:val="center"/>
           </w:tcPr>
           <w:p>
             <w:pPr>
               <w:numPr>
                 <w:ilvl w:val="0"/>
-                <w:numId w:val="1"/>
+                <w:numId w:val="2"/>
               </w:numPr>
-              <w:tabs>
-                <w:tab w:val="left" w:pos="240"/>
-                <w:tab w:val="left" w:pos="840"/>
-              </w:tabs>
               <w:spacing w:line="240" w:lineRule="auto"/>
               <w:jc w:val="center"/>
               <w:rPr>
-                <w:bCs/>
-                <w:snapToGrid w:val="0"/>
                 <w:sz w:val="21"/>
                 <w:szCs w:val="21"/>
               </w:rPr>
@@ -684,162 +648,7 @@
         </w:tc>
         <w:tc>
           <w:tcPr>
-            <w:tcW w:w="2044" w:type="dxa"/>
-            <w:vAlign w:val="center"/>
-          </w:tcPr>
-          <w:p>
-            <w:pPr>
-              <w:pStyle w:val="TableParagraph"/>
-              <w:kinsoku w:val="0"/>
-              <w:overflowPunct w:val="0"/>
-              <w:spacing w:line="240" w:lineRule="auto"/>
-              <w:jc w:val="center"/>
-              <w:rPr>
-                <w:snapToGrid w:val="0"/>
-                <w:sz w:val="21"/>
-                <w:szCs w:val="21"/>
-              </w:rPr>
-            </w:pPr>
-            <w:r>
-              <w:rPr>
-                <w:rFonts w:hint="eastAsia"/>
-                <w:snapToGrid w:val="0"/>
-                <w:sz w:val="21"/>
-                <w:szCs w:val="21"/>
-              </w:rPr>
-              <w:t>卫星星地</w:t>
-            </w:r>
-            <w:r>
-              <w:rPr>
-                <w:snapToGrid w:val="0"/>
-                <w:sz w:val="21"/>
-                <w:szCs w:val="21"/>
-              </w:rPr>
-              <w:t>反馈数据</w:t>
-            </w:r>
-          </w:p>
-        </w:tc>
-        <w:tc>
-          <w:tcPr>
-            <w:tcW w:w="1029" w:type="dxa"/>
-            <w:vAlign w:val="center"/>
-          </w:tcPr>
-          <w:p>
-            <w:pPr>
-              <w:pStyle w:val="TableParagraph"/>
-              <w:kinsoku w:val="0"/>
-              <w:overflowPunct w:val="0"/>
-              <w:spacing w:line="240" w:lineRule="auto"/>
-              <w:jc w:val="center"/>
-              <w:rPr>
-                <w:snapToGrid w:val="0"/>
-                <w:sz w:val="21"/>
-                <w:szCs w:val="21"/>
-              </w:rPr>
-            </w:pPr>
-            <w:r>
-              <w:rPr>
-                <w:snapToGrid w:val="0"/>
-                <w:sz w:val="21"/>
-                <w:szCs w:val="21"/>
-              </w:rPr>
-              <w:t>模拟</w:t>
-            </w:r>
-          </w:p>
-        </w:tc>
-        <w:tc>
-          <w:tcPr>
-            <w:tcW w:w="1729" w:type="dxa"/>
-            <w:vAlign w:val="center"/>
-          </w:tcPr>
-          <w:p>
-            <w:pPr>
-              <w:pStyle w:val="TableParagraph"/>
-              <w:kinsoku w:val="0"/>
-              <w:overflowPunct w:val="0"/>
-              <w:spacing w:line="240" w:lineRule="auto"/>
-              <w:ind w:right="153"/>
-              <w:jc w:val="center"/>
-              <w:rPr>
-                <w:snapToGrid w:val="0"/>
-                <w:sz w:val="21"/>
-                <w:szCs w:val="21"/>
-              </w:rPr>
-            </w:pPr>
-            <w:r>
-              <w:rPr>
-                <w:snapToGrid w:val="0"/>
-                <w:sz w:val="21"/>
-                <w:szCs w:val="21"/>
-              </w:rPr>
-              <w:t>符合</w:t>
-            </w:r>
-            <w:r>
-              <w:rPr>
-                <w:rFonts w:hint="eastAsia"/>
-                <w:snapToGrid w:val="0"/>
-                <w:sz w:val="21"/>
-                <w:szCs w:val="21"/>
-              </w:rPr>
-              <w:t>星地</w:t>
-            </w:r>
-            <w:r>
-              <w:rPr>
-                <w:snapToGrid w:val="0"/>
-                <w:sz w:val="21"/>
-                <w:szCs w:val="21"/>
-              </w:rPr>
-              <w:t>传输接口协议的数据</w:t>
-            </w:r>
-          </w:p>
-        </w:tc>
-        <w:tc>
-          <w:tcPr>
-            <w:tcW w:w="1315" w:type="dxa"/>
-            <w:vAlign w:val="center"/>
-          </w:tcPr>
-          <w:p>
-            <w:pPr>
-              <w:pStyle w:val="TableParagraph"/>
-              <w:kinsoku w:val="0"/>
-              <w:overflowPunct w:val="0"/>
-              <w:spacing w:line="240" w:lineRule="auto"/>
-              <w:jc w:val="center"/>
-              <w:rPr>
-                <w:snapToGrid w:val="0"/>
-                <w:sz w:val="21"/>
-                <w:szCs w:val="21"/>
-              </w:rPr>
-            </w:pPr>
-            <w:r>
-              <w:rPr>
-                <w:snapToGrid w:val="0"/>
-                <w:sz w:val="21"/>
-                <w:szCs w:val="21"/>
-              </w:rPr>
-              <w:t>连续</w:t>
-            </w:r>
-            <w:r>
-              <w:rPr>
-                <w:snapToGrid w:val="0"/>
-                <w:sz w:val="21"/>
-                <w:szCs w:val="21"/>
-              </w:rPr>
-              <w:t>2</w:t>
-            </w:r>
-            <w:r>
-              <w:rPr>
-                <w:snapToGrid w:val="0"/>
-                <w:sz w:val="21"/>
-                <w:szCs w:val="21"/>
-              </w:rPr>
-              <w:t>小时</w:t>
-            </w:r>
-          </w:p>
-        </w:tc>
-        <w:tc>
-          <w:tcPr>
-            <w:tcW w:w="844" w:type="dxa"/>
+            <w:tcW w:w="1004" w:type="pct"/>
             <w:vAlign w:val="center"/>
           </w:tcPr>
           <w:p>
@@ -847,27 +656,39 @@
               <w:spacing w:line="240" w:lineRule="auto"/>
               <w:jc w:val="center"/>
               <w:rPr>
-                <w:snapToGrid w:val="0"/>
                 <w:sz w:val="21"/>
                 <w:szCs w:val="21"/>
               </w:rPr>
             </w:pPr>
+            <w:r>
+              <w:rPr>
+                <w:rFonts w:hint="eastAsia"/>
+                <w:snapToGrid w:val="0"/>
+                <w:sz w:val="21"/>
+                <w:szCs w:val="21"/>
+              </w:rPr>
+              <w:t>卫星星地</w:t>
+            </w:r>
+            <w:r>
+              <w:rPr>
+                <w:snapToGrid w:val="0"/>
+                <w:sz w:val="21"/>
+                <w:szCs w:val="21"/>
+              </w:rPr>
+              <w:t>反馈数据</w:t>
+            </w:r>
           </w:p>
         </w:tc>
         <w:tc>
           <w:tcPr>
-            <w:tcW w:w="1435" w:type="dxa"/>
+            <w:tcW w:w="592" w:type="pct"/>
             <w:vAlign w:val="center"/>
           </w:tcPr>
           <w:p>
             <w:pPr>
-              <w:pStyle w:val="TableParagraph"/>
-              <w:kinsoku w:val="0"/>
-              <w:overflowPunct w:val="0"/>
               <w:spacing w:line="240" w:lineRule="auto"/>
               <w:jc w:val="center"/>
               <w:rPr>
-                <w:snapToGrid w:val="0"/>
                 <w:sz w:val="21"/>
                 <w:szCs w:val="21"/>
               </w:rPr>
@@ -878,306 +699,145 @@
                 <w:sz w:val="21"/>
                 <w:szCs w:val="21"/>
               </w:rPr>
-              <w:t>XX</w:t>
-            </w:r>
-            <w:r>
-              <w:rPr>
-                <w:snapToGrid w:val="0"/>
-                <w:sz w:val="21"/>
-                <w:szCs w:val="21"/>
-              </w:rPr>
-              <w:t>单位</w:t>
+              <w:t>模拟</w:t>
             </w:r>
           </w:p>
         </w:tc>
-      </w:tr>
-      <w:tr>
-        <w:trPr>
-          <w:jc w:val="center"/>
-        </w:trPr>
         <w:tc>
           <w:tcPr>
-            <w:tcW w:w="668" w:type="dxa"/>
+            <w:tcW w:w="1358" w:type="pct"/>
             <w:vAlign w:val="center"/>
           </w:tcPr>
           <w:p>
             <w:pPr>
-              <w:numPr>
-                <w:ilvl w:val="0"/>
-                <w:numId w:val="1"/>
-              </w:numPr>
-              <w:tabs>
-                <w:tab w:val="left" w:pos="240"/>
-                <w:tab w:val="left" w:pos="840"/>
-              </w:tabs>
               <w:spacing w:line="240" w:lineRule="auto"/>
               <w:jc w:val="center"/>
               <w:rPr>
-                <w:bCs/>
-                <w:snapToGrid w:val="0"/>
                 <w:sz w:val="21"/>
                 <w:szCs w:val="21"/>
               </w:rPr>
             </w:pPr>
+            <w:r>
+              <w:rPr>
+                <w:snapToGrid w:val="0"/>
+                <w:sz w:val="21"/>
+                <w:szCs w:val="21"/>
+              </w:rPr>
+              <w:t>符合</w:t>
+            </w:r>
+            <w:r>
+              <w:rPr>
+                <w:rFonts w:hint="eastAsia"/>
+                <w:snapToGrid w:val="0"/>
+                <w:sz w:val="21"/>
+                <w:szCs w:val="21"/>
+              </w:rPr>
+              <w:t>星地</w:t>
+            </w:r>
+            <w:r>
+              <w:rPr>
+                <w:snapToGrid w:val="0"/>
+                <w:sz w:val="21"/>
+                <w:szCs w:val="21"/>
+              </w:rPr>
+              <w:t>传输接口协议的数据</w:t>
+            </w:r>
           </w:p>
         </w:tc>
         <w:tc>
           <w:tcPr>
-            <w:tcW w:w="2044" w:type="dxa"/>
+            <w:tcW w:w="422" w:type="pct"/>
             <w:vAlign w:val="center"/>
           </w:tcPr>
           <w:p>
             <w:pPr>
-              <w:pStyle w:val="a7"/>
               <w:spacing w:line="240" w:lineRule="auto"/>
-              <w:ind w:firstLine="0"/>
               <w:jc w:val="center"/>
               <w:rPr>
-                <w:snapToGrid w:val="0"/>
                 <w:sz w:val="21"/>
                 <w:szCs w:val="21"/>
               </w:rPr>
             </w:pPr>
+            <w:r>
+              <w:rPr>
+                <w:snapToGrid w:val="0"/>
+                <w:sz w:val="21"/>
+                <w:szCs w:val="21"/>
+              </w:rPr>
+              <w:t>连续</w:t>
+            </w:r>
+            <w:r>
+              <w:rPr>
+                <w:snapToGrid w:val="0"/>
+                <w:sz w:val="21"/>
+                <w:szCs w:val="21"/>
+              </w:rPr>
+              <w:t>2</w:t>
+            </w:r>
+            <w:r>
+              <w:rPr>
+                <w:snapToGrid w:val="0"/>
+                <w:sz w:val="21"/>
+                <w:szCs w:val="21"/>
+              </w:rPr>
+              <w:t>小时</w:t>
+            </w:r>
           </w:p>
         </w:tc>
         <w:tc>
           <w:tcPr>
-            <w:tcW w:w="1029" w:type="dxa"/>
+            <w:tcW w:w="423" w:type="pct"/>
             <w:vAlign w:val="center"/>
           </w:tcPr>
           <w:p>
             <w:pPr>
-              <w:pStyle w:val="a7"/>
               <w:spacing w:line="240" w:lineRule="auto"/>
-              <w:ind w:firstLine="0"/>
               <w:jc w:val="center"/>
               <w:rPr>
-                <w:snapToGrid w:val="0"/>
                 <w:sz w:val="21"/>
                 <w:szCs w:val="21"/>
               </w:rPr>
             </w:pPr>
+            <w:r>
+              <w:rPr>
+                <w:rFonts w:hint="eastAsia"/>
+                <w:sz w:val="21"/>
+                <w:szCs w:val="21"/>
+              </w:rPr>
+              <w:t>/</w:t>
+            </w:r>
           </w:p>
         </w:tc>
         <w:tc>
           <w:tcPr>
-            <w:tcW w:w="1729" w:type="dxa"/>
+            <w:tcW w:w="933" w:type="pct"/>
             <w:vAlign w:val="center"/>
           </w:tcPr>
           <w:p>
             <w:pPr>
-              <w:pStyle w:val="a7"/>
-              <w:spacing w:line="240" w:lineRule="auto"/>
-              <w:ind w:firstLine="0"/>
-              <w:jc w:val="center"/>
-              <w:rPr>
-                <w:snapToGrid w:val="0"/>
-                <w:sz w:val="21"/>
-                <w:szCs w:val="21"/>
-              </w:rPr>
-            </w:pPr>
-          </w:p>
-        </w:tc>
-        <w:tc>
-          <w:tcPr>
-            <w:tcW w:w="1315" w:type="dxa"/>
-            <w:vAlign w:val="center"/>
-          </w:tcPr>
-          <w:p>
-            <w:pPr>
-              <w:pStyle w:val="a7"/>
-              <w:spacing w:line="240" w:lineRule="auto"/>
-              <w:ind w:firstLine="0"/>
-              <w:jc w:val="center"/>
-              <w:rPr>
-                <w:snapToGrid w:val="0"/>
-                <w:sz w:val="21"/>
-                <w:szCs w:val="21"/>
-              </w:rPr>
-            </w:pPr>
-          </w:p>
-        </w:tc>
-        <w:tc>
-          <w:tcPr>
-            <w:tcW w:w="844" w:type="dxa"/>
-            <w:vAlign w:val="center"/>
-          </w:tcPr>
-          <w:p>
-            <w:pPr>
-              <w:pStyle w:val="a7"/>
-              <w:spacing w:line="240" w:lineRule="auto"/>
-              <w:ind w:firstLine="0"/>
-              <w:jc w:val="center"/>
-              <w:rPr>
-                <w:snapToGrid w:val="0"/>
-                <w:sz w:val="21"/>
-                <w:szCs w:val="21"/>
-              </w:rPr>
-            </w:pPr>
-          </w:p>
-        </w:tc>
-        <w:tc>
-          <w:tcPr>
-            <w:tcW w:w="1435" w:type="dxa"/>
-            <w:vAlign w:val="center"/>
-          </w:tcPr>
-          <w:p>
-            <w:pPr>
-              <w:pStyle w:val="a7"/>
-              <w:spacing w:line="240" w:lineRule="auto"/>
-              <w:ind w:firstLine="0"/>
-              <w:jc w:val="center"/>
-              <w:rPr>
-                <w:snapToGrid w:val="0"/>
-                <w:sz w:val="21"/>
-                <w:szCs w:val="21"/>
-              </w:rPr>
-            </w:pPr>
-          </w:p>
-        </w:tc>
-      </w:tr>
-      <w:tr>
-        <w:trPr>
-          <w:jc w:val="center"/>
-        </w:trPr>
-        <w:tc>
-          <w:tcPr>
-            <w:tcW w:w="668" w:type="dxa"/>
-            <w:vAlign w:val="center"/>
-          </w:tcPr>
-          <w:p>
-            <w:pPr>
-              <w:numPr>
-                <w:ilvl w:val="0"/>
-                <w:numId w:val="1"/>
-              </w:numPr>
-              <w:tabs>
-                <w:tab w:val="left" w:pos="240"/>
-                <w:tab w:val="left" w:pos="840"/>
-              </w:tabs>
               <w:spacing w:line="240" w:lineRule="auto"/>
               <w:jc w:val="center"/>
               <w:rPr>
-                <w:bCs/>
-                <w:snapToGrid w:val="0"/>
                 <w:sz w:val="21"/>
                 <w:szCs w:val="21"/>
               </w:rPr>
             </w:pPr>
-          </w:p>
-        </w:tc>
-        <w:tc>
-          <w:tcPr>
-            <w:tcW w:w="2044" w:type="dxa"/>
-            <w:vAlign w:val="center"/>
-          </w:tcPr>
-          <w:p>
-            <w:pPr>
-              <w:pStyle w:val="a7"/>
-              <w:spacing w:line="240" w:lineRule="auto"/>
-              <w:ind w:firstLine="0"/>
-              <w:jc w:val="center"/>
-              <w:rPr>
-                <w:snapToGrid w:val="0"/>
-                <w:sz w:val="21"/>
-                <w:szCs w:val="21"/>
-              </w:rPr>
-            </w:pPr>
-          </w:p>
-        </w:tc>
-        <w:tc>
-          <w:tcPr>
-            <w:tcW w:w="1029" w:type="dxa"/>
-            <w:vAlign w:val="center"/>
-          </w:tcPr>
-          <w:p>
-            <w:pPr>
-              <w:pStyle w:val="a7"/>
-              <w:spacing w:line="240" w:lineRule="auto"/>
-              <w:ind w:firstLine="0"/>
-              <w:jc w:val="center"/>
-              <w:rPr>
-                <w:snapToGrid w:val="0"/>
-                <w:sz w:val="21"/>
-                <w:szCs w:val="21"/>
-              </w:rPr>
-            </w:pPr>
-          </w:p>
-        </w:tc>
-        <w:tc>
-          <w:tcPr>
-            <w:tcW w:w="1729" w:type="dxa"/>
-            <w:vAlign w:val="center"/>
-          </w:tcPr>
-          <w:p>
-            <w:pPr>
-              <w:pStyle w:val="a7"/>
-              <w:spacing w:line="240" w:lineRule="auto"/>
-              <w:ind w:firstLine="0"/>
-              <w:jc w:val="center"/>
-              <w:rPr>
-                <w:snapToGrid w:val="0"/>
-                <w:sz w:val="21"/>
-                <w:szCs w:val="21"/>
-              </w:rPr>
-            </w:pPr>
-          </w:p>
-        </w:tc>
-        <w:tc>
-          <w:tcPr>
-            <w:tcW w:w="1315" w:type="dxa"/>
-            <w:vAlign w:val="center"/>
-          </w:tcPr>
-          <w:p>
-            <w:pPr>
-              <w:pStyle w:val="a7"/>
-              <w:spacing w:line="240" w:lineRule="auto"/>
-              <w:ind w:firstLine="0"/>
-              <w:jc w:val="center"/>
-              <w:rPr>
-                <w:snapToGrid w:val="0"/>
-                <w:sz w:val="21"/>
-                <w:szCs w:val="21"/>
-              </w:rPr>
-            </w:pPr>
-          </w:p>
-        </w:tc>
-        <w:tc>
-          <w:tcPr>
-            <w:tcW w:w="844" w:type="dxa"/>
-            <w:vAlign w:val="center"/>
-          </w:tcPr>
-          <w:p>
-            <w:pPr>
-              <w:pStyle w:val="a7"/>
-              <w:spacing w:line="240" w:lineRule="auto"/>
-              <w:ind w:firstLine="0"/>
-              <w:jc w:val="center"/>
-              <w:rPr>
-                <w:snapToGrid w:val="0"/>
-                <w:sz w:val="21"/>
-                <w:szCs w:val="21"/>
-              </w:rPr>
-            </w:pPr>
-          </w:p>
-        </w:tc>
-        <w:tc>
-          <w:tcPr>
-            <w:tcW w:w="1435" w:type="dxa"/>
-            <w:vAlign w:val="center"/>
-          </w:tcPr>
-          <w:p>
-            <w:pPr>
-              <w:pStyle w:val="a7"/>
-              <w:spacing w:line="240" w:lineRule="auto"/>
-              <w:ind w:firstLine="0"/>
-              <w:jc w:val="center"/>
-              <w:rPr>
-                <w:snapToGrid w:val="0"/>
-                <w:sz w:val="21"/>
-                <w:szCs w:val="21"/>
-              </w:rPr>
-            </w:pPr>
+            <w:r>
+              <w:rPr>
+                <w:snapToGrid w:val="0"/>
+                <w:sz w:val="21"/>
+                <w:szCs w:val="21"/>
+              </w:rPr>
+              <w:t>XX</w:t>
+            </w:r>
+            <w:r>
+              <w:rPr>
+                <w:snapToGrid w:val="0"/>
+                <w:sz w:val="21"/>
+                <w:szCs w:val="21"/>
+              </w:rPr>
+              <w:t>单位</w:t>
+            </w:r>
           </w:p>
         </w:tc>
       </w:tr>
@@ -1254,6 +914,97 @@
 <file path=word/numbering.xml><?xml version="1.0" encoding="utf-8"?>
 <w:numbering xmlns:wpc="http://schemas.microsoft.com/office/word/2010/wordprocessingCanvas" xmlns:cx="http://schemas.microsoft.com/office/drawing/2014/chartex" xmlns:cx1="http://schemas.microsoft.com/office/drawing/2015/9/8/chartex" xmlns:cx2="http://schemas.microsoft.com/office/drawing/2015/10/21/chartex" xmlns:cx3="http://schemas.microsoft.com/office/drawing/2016/5/9/chartex" xmlns:cx4="http://schemas.microsoft.com/office/drawing/2016/5/10/chartex" xmlns:cx5="http://schemas.microsoft.com/office/drawing/2016/5/11/chartex" xmlns:cx6="http://schemas.microsoft.com/office/drawing/2016/5/12/chartex" xmlns:cx7="http://schemas.microsoft.com/office/drawing/2016/5/13/chartex" xmlns:cx8="http://schemas.microsoft.com/office/drawing/2016/5/14/chartex" xmlns:mc="http://schemas.openxmlformats.org/markup-compatibility/2006" xmlns:aink="http://schemas.microsoft.com/office/drawing/2016/ink" xmlns:am3d="http://schemas.microsoft.com/office/drawing/2017/model3d" xmlns:o="urn:schemas-microsoft-com:office:office" xmlns:oel="http://schemas.microsoft.com/office/2019/extlst" xmlns:r="http://schemas.openxmlformats.org/officeDocument/2006/relationships" xmlns:m="http://schemas.openxmlformats.org/officeDocument/2006/math" xmlns:v="urn:schemas-microsoft-com:vml" xmlns:wp14="http://schemas.microsoft.com/office/word/2010/wordprocessingDrawing" xmlns:wp="http://schemas.openxmlformats.org/drawingml/2006/wordprocessingDrawing" xmlns:w10="urn:schemas-microsoft-com:office:word" xmlns:w="http://schemas.openxmlformats.org/wordprocessingml/2006/main" xmlns:w14="http://schemas.microsoft.com/office/word/2010/wordml" xmlns:w15="http://schemas.microsoft.com/office/word/2012/wordml" xmlns:w16cex="http://schemas.microsoft.com/office/word/2018/wordml/cex" xmlns:w16cid="http://schemas.microsoft.com/office/word/2016/wordml/cid" xmlns:w16="http://schemas.microsoft.com/office/word/2018/wordml" xmlns:w16du="http://schemas.microsoft.com/office/word/2023/wordml/word16du" xmlns:w16sdtdh="http://schemas.microsoft.com/office/word/2020/wordml/sdtdatahash" xmlns:w16sdtfl="http://schemas.microsoft.com/office/word/2024/wordml/sdtformatlock" xmlns:w16se="http://schemas.microsoft.com/office/word/2015/wordml/symex" xmlns:wpg="http://schemas.microsoft.com/office/word/2010/wordprocessingGroup" xmlns:wpi="http://schemas.microsoft.com/office/word/2010/wordprocessingInk" xmlns:wne="http://schemas.microsoft.com/office/word/2006/wordml" xmlns:wps="http://schemas.microsoft.com/office/word/2010/wordprocessingShape" mc:Ignorable="w14 w15 w16se w16cid w16 w16cex w16sdtdh w16sdtfl w16du wp14">
   <w:abstractNum w:abstractNumId="0" w15:restartNumberingAfterBreak="0">
+    <w:nsid w:val="54FF01DD"/>
+    <w:multiLevelType w:val="hybridMultilevel"/>
+    <w:tmpl w:val="F014B964"/>
+    <w:lvl w:ilvl="0" w:tplc="389640CA">
+      <w:start w:val="1"/>
+      <w:numFmt w:val="decimal"/>
+      <w:suff w:val="nothing"/>
+      <w:lvlText w:val="%1"/>
+      <w:lvlJc w:val="left"/>
+      <w:pPr>
+        <w:ind w:left="420" w:hanging="420"/>
+      </w:pPr>
+      <w:rPr>
+        <w:rFonts w:eastAsia="黑体" w:hint="eastAsia"/>
+        <w:sz w:val="21"/>
+      </w:rPr>
+    </w:lvl>
+    <w:lvl w:ilvl="1" w:tplc="04090019" w:tentative="1">
+      <w:start w:val="1"/>
+      <w:numFmt w:val="lowerLetter"/>
+      <w:lvlText w:val="%2)"/>
+      <w:lvlJc w:val="left"/>
+      <w:pPr>
+        <w:ind w:left="840" w:hanging="420"/>
+      </w:pPr>
+    </w:lvl>
+    <w:lvl w:ilvl="2" w:tplc="0409001B" w:tentative="1">
+      <w:start w:val="1"/>
+      <w:numFmt w:val="lowerRoman"/>
+      <w:lvlText w:val="%3."/>
+      <w:lvlJc w:val="right"/>
+      <w:pPr>
+        <w:ind w:left="1260" w:hanging="420"/>
+      </w:pPr>
+    </w:lvl>
+    <w:lvl w:ilvl="3" w:tplc="0409000F" w:tentative="1">
+      <w:start w:val="1"/>
+      <w:numFmt w:val="decimal"/>
+      <w:lvlText w:val="%4."/>
+      <w:lvlJc w:val="left"/>
+      <w:pPr>
+        <w:ind w:left="1680" w:hanging="420"/>
+      </w:pPr>
+    </w:lvl>
+    <w:lvl w:ilvl="4" w:tplc="04090019" w:tentative="1">
+      <w:start w:val="1"/>
+      <w:numFmt w:val="lowerLetter"/>
+      <w:lvlText w:val="%5)"/>
+      <w:lvlJc w:val="left"/>
+      <w:pPr>
+        <w:ind w:left="2100" w:hanging="420"/>
+      </w:pPr>
+    </w:lvl>
+    <w:lvl w:ilvl="5" w:tplc="0409001B" w:tentative="1">
+      <w:start w:val="1"/>
+      <w:numFmt w:val="lowerRoman"/>
+      <w:lvlText w:val="%6."/>
+      <w:lvlJc w:val="right"/>
+      <w:pPr>
+        <w:ind w:left="2520" w:hanging="420"/>
+      </w:pPr>
+    </w:lvl>
+    <w:lvl w:ilvl="6" w:tplc="0409000F" w:tentative="1">
+      <w:start w:val="1"/>
+      <w:numFmt w:val="decimal"/>
+      <w:lvlText w:val="%7."/>
+      <w:lvlJc w:val="left"/>
+      <w:pPr>
+        <w:ind w:left="2940" w:hanging="420"/>
+      </w:pPr>
+    </w:lvl>
+    <w:lvl w:ilvl="7" w:tplc="04090019" w:tentative="1">
+      <w:start w:val="1"/>
+      <w:numFmt w:val="lowerLetter"/>
+      <w:lvlText w:val="%8)"/>
+      <w:lvlJc w:val="left"/>
+      <w:pPr>
+        <w:ind w:left="3360" w:hanging="420"/>
+      </w:pPr>
+    </w:lvl>
+    <w:lvl w:ilvl="8" w:tplc="0409001B" w:tentative="1">
+      <w:start w:val="1"/>
+      <w:numFmt w:val="lowerRoman"/>
+      <w:lvlText w:val="%9."/>
+      <w:lvlJc w:val="right"/>
+      <w:pPr>
+        <w:ind w:left="3780" w:hanging="420"/>
+      </w:pPr>
+    </w:lvl>
+  </w:abstractNum>
+  <w:abstractNum w:abstractNumId="1" w15:restartNumberingAfterBreak="0">
     <w:nsid w:val="5F895BC9"/>
     <w:multiLevelType w:val="multilevel"/>
     <w:tmpl w:val="679E8DE6"/>
@@ -1396,6 +1147,9 @@
     </w:lvl>
   </w:abstractNum>
   <w:num w:numId="1" w16cid:durableId="1010446098">
+    <w:abstractNumId w:val="1"/>
+  </w:num>
+  <w:num w:numId="2" w16cid:durableId="1903179042">
     <w:abstractNumId w:val="0"/>
   </w:num>
 </w:numbering>
@@ -2029,6 +1783,33 @@
       <w14:ligatures w14:val="none"/>
     </w:rPr>
   </w:style>
+  <w:style w:type="paragraph" w:customStyle="1" w:styleId="RC">
+    <w:name w:val="RC正文"/>
+    <w:basedOn w:val="a"/>
+    <w:link w:val="RCChar"/>
+    <w:rsid w:val="00BB49F1"/>
+    <w:pPr>
+      <w:spacing w:line="360" w:lineRule="auto"/>
+      <w:ind w:firstLineChars="200" w:firstLine="480"/>
+    </w:pPr>
+    <w:rPr>
+      <w:rFonts w:eastAsiaTheme="minorEastAsia" w:cstheme="minorBidi"/>
+      <w:sz w:val="24"/>
+      <w:szCs w:val="22"/>
+    </w:rPr>
+  </w:style>
+  <w:style w:type="character" w:customStyle="1" w:styleId="RCChar">
+    <w:name w:val="RC正文 Char"/>
+    <w:basedOn w:val="a0"/>
+    <w:link w:val="RC"/>
+    <w:qFormat/>
+    <w:rsid w:val="00BB49F1"/>
+    <w:rPr>
+      <w:rFonts w:ascii="Times New Roman" w:hAnsi="Times New Roman"/>
+      <w:sz w:val="24"/>
+      <w14:ligatures w14:val="none"/>
+    </w:rPr>
+  </w:style>
 </w:styles>
 </file>
 
